--- a/policies/build/chapters_v2/AAC/document/AAC6/SOP_Specimen_Handling_Reporting.docx
+++ b/policies/build/chapters_v2/AAC/document/AAC6/SOP_Specimen_Handling_Reporting.docx
@@ -321,26 +321,17 @@
     </w:p>
     <w:p>
       <w:r>
-        <w:t xml:space="preserve">Requisitioning Doctor: </w:t>
-      </w:r>
-      <w:r>
-        <w:t>orders the correct test with adequate clinical information.</w:t>
+        <w:t xml:space="preserve">Requisitioning Doctor: orders the correct test with adequate clinical information.</w:t>
       </w:r>
     </w:p>
     <w:p>
       <w:r>
-        <w:t xml:space="preserve">Collecting Staff (nurse/phlebotomist): </w:t>
-      </w:r>
-      <w:r>
-        <w:t>verifies two identifiers, labels correctly, and follows written collection guidance.</w:t>
+        <w:t xml:space="preserve">Collecting Staff (nurse/phlebotomist): verifies two identifiers, labels correctly, and follows written collection guidance.</w:t>
       </w:r>
     </w:p>
     <w:p>
       <w:r>
-        <w:t xml:space="preserve">Laboratory In-Charge: </w:t>
-      </w:r>
-      <w:r>
-        <w:t>defines TAT per test and monitors compliance.</w:t>
+        <w:t xml:space="preserve">Laboratory In-Charge: defines TAT per test and monitors compliance.</w:t>
       </w:r>
     </w:p>
     <w:p>
@@ -420,6 +411,14 @@
     </w:p>
     <w:p>
       <w:pPr>
+        <w:pStyle w:val="ListParagraph"/>
+      </w:pPr>
+      <w:r>
+        <w:t>Note: CLSI PRE02 is cited for collection technique only. NABH does not mandate this specific guideline — ISO 15189 (the standard NABL accreditation is based on) and the hospital’s own validated collection procedure are equally acceptable.</w:t>
+      </w:r>
+    </w:p>
+    <w:p>
+      <w:pPr>
         <w:pStyle w:val="Heading2"/>
       </w:pPr>
       <w:r>
@@ -477,6 +476,14 @@
     </w:p>
     <w:p>
       <w:pPr>
+        <w:pStyle w:val="ListParagraph"/>
+      </w:pPr>
+      <w:r>
+        <w:t>Note: CLSI PRE02 is cited for collection technique only. NABH does not mandate this specific guideline — ISO 15189 (the standard NABL accreditation is based on) and the hospital’s own validated collection procedure are equally acceptable.</w:t>
+      </w:r>
+    </w:p>
+    <w:p>
+      <w:pPr>
         <w:pStyle w:val="Heading2"/>
       </w:pPr>
       <w:r>
@@ -528,6 +535,14 @@
           <w:sz w:val="18"/>
         </w:rPr>
         <w:t>College of American Pathologists. (n.d.). Q-Tracks: A College of American Pathologists program of continuous laboratory monitoring and longitudinal performance tracking.</w:t>
+      </w:r>
+    </w:p>
+    <w:p>
+      <w:pPr>
+        <w:pStyle w:val="ListParagraph"/>
+      </w:pPr>
+      <w:r>
+        <w:t>Note: CAP Q-TRACKS is cited as one example of a structured TAT-monitoring programme, not as a mandated external benchmark. NABL-accredited laboratories run equivalent indicator monitoring under ISO 15189; either approach satisfies this requirement.</w:t>
       </w:r>
     </w:p>
     <w:p>
@@ -588,7 +603,7 @@
     </w:p>
     <w:p>
       <w:r>
-        <w:t>1. Outsource only to a laboratory with a documented quality assurance system and a current MoU with this hospital.</w:t>
+        <w:t>1. Outsource only to a laboratory with a documented quality assurance system and a current MoU with this hospital — preferably one accredited by NABL (National Accreditation Board for Testing and Calibration Laboratories) under ISO 15189.</w:t>
       </w:r>
     </w:p>
     <w:p>

--- a/policies/build/chapters_v2/AAC/document/AAC6/SOP_Specimen_Handling_Reporting.docx
+++ b/policies/build/chapters_v2/AAC/document/AAC6/SOP_Specimen_Handling_Reporting.docx
@@ -362,7 +362,7 @@
         <w:rPr>
           <w:i/>
         </w:rPr>
-        <w:t>Skipping or rushing this step is exactly the kind of gap an assessor — or a real patient safety incident — would eventually surface.</w:t>
+        <w:t>A specimen collected against an unclear requisition, or without checking patient identifiers twice, risks a result reported against the wrong patient.</w:t>
       </w:r>
     </w:p>
     <w:p>
@@ -437,7 +437,7 @@
         <w:rPr>
           <w:i/>
         </w:rPr>
-        <w:t>Skipping or rushing this step is exactly the kind of gap an assessor — or a real patient safety incident — would eventually surface.</w:t>
+        <w:t>A specimen transported or processed outside its required condition can degrade before it's even tested, making the result meaningless.</w:t>
       </w:r>
     </w:p>
     <w:p>
@@ -598,7 +598,7 @@
         <w:rPr>
           <w:i/>
         </w:rPr>
-        <w:t>Skipping or rushing this step is exactly the kind of gap an assessor — or a real patient safety incident — would eventually surface.</w:t>
+        <w:t>Outsourcing to a lab without a documented quality system means the hospital has no way to vouch for a result it didn't generate itself.</w:t>
       </w:r>
     </w:p>
     <w:p>
@@ -636,7 +636,7 @@
         <w:rPr>
           <w:i/>
         </w:rPr>
-        <w:t>Skipping or rushing this step is exactly the kind of gap an assessor — or a real patient safety incident — would eventually surface.</w:t>
+        <w:t>Laboratory waste handled outside the hospital's infection-control procedures is a route for exposure that has nothing to do with the test result itself.</w:t>
       </w:r>
     </w:p>
     <w:p>
@@ -699,7 +699,7 @@
             <w:color w:val="0563C1"/>
             <w:u w:val="single"/>
           </w:rPr>
-          <w:t>NABH — Hospitals Accreditation Programme (HCO), 6th Edition standards</w:t>
+          <w:t>National Accreditation Board for Hospitals and Healthcare Providers. (2025). NABH accreditation standards for hospitals (6th ed.). ISBN 978-81-965264-9-8.</w:t>
         </w:r>
       </w:hyperlink>
     </w:p>
